--- a/docs/requirements/Project_charter and user stories.docx
+++ b/docs/requirements/Project_charter and user stories.docx
@@ -1783,7 +1783,7 @@
               <w:rPr>
                 <w:color w:val="000000"/>
               </w:rPr>
-              <w:t>Every proposed test includes a traceable reference (file name/line or requirement ID) to the source it was derived from. A proposal without a traceable reference to a requirement or code path is rejected automatically rather than passed through with a missing citation.</w:t>
+              <w:t>Every proposed test includes a traceable reference (file name/line or requirement ID) to the source it was derived from. A proposal without a traceable reference to a requirement or code path is rejected automatically rather than passed through with a missing citation. This check applies to every dispatched or drafted proposal, not only test proposals: propose_action v1.1 requires an evidence field on every action, and the Week 4 orchestration boundary validates citations before any tool dispatch (search_repo, read_file, run_tests, draft_issue), so a proposal with no evidence or a fabricated source_path is rejected before it reaches a tool, not only before it becomes a test proposal.</w:t>
             </w:r>
           </w:p>
         </w:tc>

--- a/docs/requirements/Project_charter and user stories.docx
+++ b/docs/requirements/Project_charter and user stories.docx
@@ -1835,7 +1835,7 @@
               <w:rPr>
                 <w:color w:val="000000"/>
               </w:rPr>
-              <w:t>The agent's loop halts automatically once a configured maximum iteration count is reached, and this event appears in the trace/log.</w:t>
+              <w:t>The agent's loop halts automatically once a configured maximum iteration count is reached, and this event appears in the trace/log. The same automatic halt, each producing its own trace event, also applies when a configured wall-clock time budget is exceeded, when the agent proposes an identical action with identical arguments more than once, and when two consecutive tool calls return identical output with no new information.</w:t>
             </w:r>
           </w:p>
         </w:tc>

--- a/docs/requirements/Project_charter and user stories.docx
+++ b/docs/requirements/Project_charter and user stories.docx
@@ -895,7 +895,7 @@
         <w:jc w:val="both"/>
       </w:pPr>
       <w:r>
-        <w:t>One justified persistent-memory use case: the agent remembers, per repository module, which tests it has already proposed, which of those were run, and which were explicitly rejected by a human, so it never repeats a proposal a developer has already seen or declined. It does not remember or reuse past diagnoses as evidence in future reasoning.</w:t>
+        <w:t>One justified persistent-memory use case: the agent remembers, for each repository module, which tests it has proposed, which of those were run, and which a human explicitly rejected, so that it never repeats a proposal a developer has already seen or declined; it does not remember or reuse past diagnoses.</w:t>
       </w:r>
     </w:p>
     <w:p>

--- a/docs/requirements/Project_charter and user stories.docx
+++ b/docs/requirements/Project_charter and user stories.docx
@@ -895,7 +895,7 @@
         <w:jc w:val="both"/>
       </w:pPr>
       <w:r>
-        <w:t>One justified persistent-memory use case: the agent remembers, for each repository module, which tests it has proposed, which of those were run, and which a human explicitly rejected, so that it never repeats a proposal a developer has already seen or declined; it does not remember or reuse past diagnoses.</w:t>
+        <w:t>One justified persistent-memory use case: the agent remembers, for each repository module, which tests it has proposed, which of those were run, and which a human explicitly rejected, so that it never repeats a proposal a developer has already seen or declined; it does not remember or reuse past diagnoses. Retention (team decision, Week 6): records are kept until a human clears them, a rejection is recorded under a role or team handle rather than a personal name, and a human can clear a module’s memory at any time.</w:t>
       </w:r>
     </w:p>
     <w:p>
